--- a/campaigns/WF-26-testimonial-received.docx
+++ b/campaigns/WF-26-testimonial-received.docx
@@ -612,29 +612,7 @@
         <w:pStyle w:val="FirstParagraph"/>
       </w:pPr>
       <w:r>
-        <w:t xml:space="preserve">WF-25 explicitly invites a reply instead of a form submission, twice in both branches:</w:t>
-      </w:r>
-    </w:p>
-    <w:p>
-      <w:pPr>
-        <w:pStyle w:val="BlockText"/>
-      </w:pPr>
-      <w:r>
-        <w:t xml:space="preserve">To send a video, reply with it or drop it here if it is large</w:t>
-      </w:r>
-      <w:r>
-        <w:t xml:space="preserve"> </w:t>
-      </w:r>
-      <w:r>
-        <w:t xml:space="preserve">To send a written note, just hit reply. Whatever is easiest.</w:t>
-      </w:r>
-    </w:p>
-    <w:p>
-      <w:pPr>
-        <w:pStyle w:val="FirstParagraph"/>
-      </w:pPr>
-      <w:r>
-        <w:t xml:space="preserve">WF-26 triggers on</w:t>
+        <w:t xml:space="preserve">WF-25 originally invited a reply twice in both branches and offered the form only for large files.</w:t>
       </w:r>
       <w:r>
         <w:t xml:space="preserve"> </w:t>
@@ -644,34 +622,13 @@
           <w:b/>
           <w:bCs/>
         </w:rPr>
-        <w:t xml:space="preserve">Form Submitted</w:t>
-      </w:r>
-      <w:r>
-        <w:t xml:space="preserve">. A testimonial arriving by reply therefore fires nothing: no</w:t>
-      </w:r>
-      <w:r>
-        <w:t xml:space="preserve"> </w:t>
-      </w:r>
-      <w:r>
-        <w:rPr>
-          <w:rStyle w:val="VerbatimChar"/>
-        </w:rPr>
-        <w:t xml:space="preserve">testimonial_submitted</w:t>
-      </w:r>
-      <w:r>
-        <w:t xml:space="preserve">, no</w:t>
-      </w:r>
-      <w:r>
-        <w:t xml:space="preserve"> </w:t>
-      </w:r>
-      <w:r>
-        <w:rPr>
-          <w:rStyle w:val="VerbatimChar"/>
-        </w:rPr>
-        <w:t xml:space="preserve">gift_card_pending</w:t>
-      </w:r>
-      <w:r>
-        <w:t xml:space="preserve">, no internal notification, no thank-you, and no gift card.</w:t>
+        <w:t xml:space="preserve">Corrected 2026-08-03:</w:t>
+      </w:r>
+      <w:r>
+        <w:t xml:space="preserve"> </w:t>
+      </w:r>
+      <w:r>
+        <w:t xml:space="preserve">the form now leads for both formats and reply is the stated fallback, so most people take the tracked path.</w:t>
       </w:r>
     </w:p>
     <w:p>
@@ -679,33 +636,78 @@
         <w:pStyle w:val="BodyText"/>
       </w:pPr>
       <w:r>
-        <w:t xml:space="preserve">The customer sends a video, hears nothing, and is never paid the thing they were promised. From their side that is indistinguishable from being ignored.</w:t>
-      </w:r>
-    </w:p>
-    <w:p>
-      <w:pPr>
-        <w:pStyle w:val="BodyText"/>
-      </w:pPr>
-      <w:r>
-        <w:t xml:space="preserve">This is not hypothetical. It is the same gap that made a testimonial impossible to locate on 2026-08-02, before that turned out to be a text message about an intention rather than a submission.</w:t>
-      </w:r>
-    </w:p>
-    <w:p>
-      <w:pPr>
-        <w:pStyle w:val="BodyText"/>
-      </w:pPr>
+        <w:t xml:space="preserve">WF-26 triggers on</w:t>
+      </w:r>
+      <w:r>
+        <w:t xml:space="preserve"> </w:t>
+      </w:r>
       <w:r>
         <w:rPr>
           <w:b/>
           <w:bCs/>
         </w:rPr>
-        <w:t xml:space="preserve">Anything arriving by reply has to be tagged by hand</w:t>
-      </w:r>
-      <w:r>
-        <w:t xml:space="preserve"> </w:t>
-      </w:r>
-      <w:r>
-        <w:t xml:space="preserve">to enter the queue. Nothing in the system will prompt it.</w:t>
+        <w:t xml:space="preserve">Form Submitted</w:t>
+      </w:r>
+      <w:r>
+        <w:t xml:space="preserve">. A testimonial arriving by reply therefore fires nothing: no</w:t>
+      </w:r>
+      <w:r>
+        <w:t xml:space="preserve"> </w:t>
+      </w:r>
+      <w:r>
+        <w:rPr>
+          <w:rStyle w:val="VerbatimChar"/>
+        </w:rPr>
+        <w:t xml:space="preserve">testimonial_submitted</w:t>
+      </w:r>
+      <w:r>
+        <w:t xml:space="preserve">, no</w:t>
+      </w:r>
+      <w:r>
+        <w:t xml:space="preserve"> </w:t>
+      </w:r>
+      <w:r>
+        <w:rPr>
+          <w:rStyle w:val="VerbatimChar"/>
+        </w:rPr>
+        <w:t xml:space="preserve">gift_card_pending</w:t>
+      </w:r>
+      <w:r>
+        <w:t xml:space="preserve">, no internal notification, no thank-you, and no gift card.</w:t>
+      </w:r>
+    </w:p>
+    <w:p>
+      <w:pPr>
+        <w:pStyle w:val="BodyText"/>
+      </w:pPr>
+      <w:r>
+        <w:t xml:space="preserve">The customer sends a video, hears nothing, and is never paid the thing they were promised. From their side that is indistinguishable from being ignored.</w:t>
+      </w:r>
+    </w:p>
+    <w:p>
+      <w:pPr>
+        <w:pStyle w:val="BodyText"/>
+      </w:pPr>
+      <w:r>
+        <w:t xml:space="preserve">This is not hypothetical. It is the same gap that made a testimonial impossible to locate on 2026-08-02, before that turned out to be a text message about an intention rather than a submission.</w:t>
+      </w:r>
+    </w:p>
+    <w:p>
+      <w:pPr>
+        <w:pStyle w:val="BodyText"/>
+      </w:pPr>
+      <w:r>
+        <w:rPr>
+          <w:b/>
+          <w:bCs/>
+        </w:rPr>
+        <w:t xml:space="preserve">Anything arriving by reply still has to be tagged by hand</w:t>
+      </w:r>
+      <w:r>
+        <w:t xml:space="preserve"> </w:t>
+      </w:r>
+      <w:r>
+        <w:t xml:space="preserve">to enter the queue. Nothing in the system will prompt it. The WF-25 reorder reduces how often that happens; it does not remove the path.</w:t>
       </w:r>
     </w:p>
     <w:bookmarkEnd w:id="14"/>

--- a/campaigns/WF-26-testimonial-received.docx
+++ b/campaigns/WF-26-testimonial-received.docx
@@ -383,14 +383,6 @@
     </w:p>
     <w:tbl>
       <w:tblPr>
-        <w:tblBorders>
-          <w:top w:val="single" w:sz="6" w:space="0" w:color="AAAAAA"/>
-          <w:left w:val="single" w:sz="6" w:space="0" w:color="AAAAAA"/>
-          <w:bottom w:val="single" w:sz="6" w:space="0" w:color="AAAAAA"/>
-          <w:right w:val="single" w:sz="6" w:space="0" w:color="AAAAAA"/>
-          <w:insideH w:val="single" w:sz="6" w:space="0" w:color="AAAAAA"/>
-          <w:insideV w:val="single" w:sz="6" w:space="0" w:color="AAAAAA"/>
-        </w:tblBorders>
         <w:tblStyle w:val="Table"/>
         <w:tblW w:type="pct" w:w="5000"/>
         <w:tblLayout w:type="fixed"/>
@@ -581,6 +573,51 @@
       </w:r>
     </w:p>
     <w:p>
+      <w:pPr>
+        <w:pStyle w:val="BodyText"/>
+      </w:pPr>
+      <w:r>
+        <w:rPr>
+          <w:b/>
+          <w:bCs/>
+        </w:rPr>
+        <w:t xml:space="preserve">Answered 2026-08-13:</w:t>
+      </w:r>
+      <w:r>
+        <w:t xml:space="preserve"> </w:t>
+      </w:r>
+      <w:r>
+        <w:t xml:space="preserve">the</w:t>
+      </w:r>
+      <w:r>
+        <w:t xml:space="preserve"> </w:t>
+      </w:r>
+      <w:r>
+        <w:rPr>
+          <w:rStyle w:val="VerbatimChar"/>
+        </w:rPr>
+        <w:t xml:space="preserve">gift_card_pending</w:t>
+      </w:r>
+      <w:r>
+        <w:t xml:space="preserve"> </w:t>
+      </w:r>
+      <w:r>
+        <w:t xml:space="preserve">queue has always been empty, because WF-26 has never fired and nothing has ever been added to it. The weekly run has nothing to process. That is not reassuring — it means anyone from the Jul 20 batch who replied is owed a gift card that no queue knows about. See</w:t>
+      </w:r>
+      <w:r>
+        <w:t xml:space="preserve"> </w:t>
+      </w:r>
+      <w:r>
+        <w:t xml:space="preserve">“This gap materialised”</w:t>
+      </w:r>
+      <w:r>
+        <w:t xml:space="preserve"> </w:t>
+      </w:r>
+      <w:r>
+        <w:t xml:space="preserve">below.</w:t>
+      </w:r>
+    </w:p>
+    <w:p>
       <w:r>
         <w:pict>
           <v:rect style="width:0;height:1.5pt" o:hralign="center" o:hrstd="t" o:hr="t"/>
@@ -589,7 +626,7 @@
     </w:p>
     <w:bookmarkEnd w:id="12"/>
     <w:bookmarkEnd w:id="13"/>
-    <w:bookmarkStart w:id="17" w:name="Xfb413314e7939189c58a6104e690ac3e009dd88"/>
+    <w:bookmarkStart w:id="18" w:name="Xfb413314e7939189c58a6104e690ac3e009dd88"/>
     <w:p>
       <w:pPr>
         <w:pStyle w:val="Heading1"/>
@@ -598,7 +635,7 @@
         <w:t xml:space="preserve">Two structural gaps, neither fixable in the copy</w:t>
       </w:r>
     </w:p>
-    <w:bookmarkStart w:id="14" w:name="Xa2d835d9fea3ea7033a7e99fc903707ce885b10"/>
+    <w:bookmarkStart w:id="15" w:name="Xa2d835d9fea3ea7033a7e99fc903707ce885b10"/>
     <w:p>
       <w:pPr>
         <w:pStyle w:val="Heading2"/>
@@ -710,77 +747,216 @@
         <w:t xml:space="preserve">to enter the queue. Nothing in the system will prompt it. The WF-25 reorder reduces how often that happens; it does not remove the path.</w:t>
       </w:r>
     </w:p>
-    <w:bookmarkEnd w:id="14"/>
-    <w:bookmarkStart w:id="15" w:name="X09f499add930b52682e33783aeb6df31c92606c"/>
-    <w:p>
-      <w:pPr>
-        <w:pStyle w:val="Heading2"/>
-      </w:pPr>
-      <w:r>
-        <w:t xml:space="preserve">2. Consent is captured on the form, not on the reply path</w:t>
+    <w:bookmarkStart w:id="14" w:name="this-gap-materialised-found-2026-08-13"/>
+    <w:p>
+      <w:pPr>
+        <w:pStyle w:val="Heading3"/>
+      </w:pPr>
+      <w:r>
+        <w:t xml:space="preserve">This gap materialised, found 2026-08-13</w:t>
       </w:r>
     </w:p>
     <w:p>
       <w:pPr>
         <w:pStyle w:val="FirstParagraph"/>
-      </w:pPr>
-      <w:r>
-        <w:t xml:space="preserve">The Customer Testimonial Form carries the marketing-permission consent, so form submissions have a consent record.</w:t>
-      </w:r>
-    </w:p>
-    <w:p>
-      <w:pPr>
-        <w:pStyle w:val="BodyText"/>
-      </w:pPr>
-      <w:r>
-        <w:t xml:space="preserve">Replies do not. WF-25 asks for permission in prose, so a reply may or may not contain it, and nothing captures it either way. Publishing a reply-path testimonial means going back to the message and checking what the person actually agreed to.</w:t>
-      </w:r>
-    </w:p>
-    <w:bookmarkEnd w:id="15"/>
-    <w:bookmarkStart w:id="16" w:name="Xd71cc8ccf37eed076824e74a75fc2fc8d067f3e"/>
-    <w:p>
-      <w:pPr>
-        <w:pStyle w:val="Heading2"/>
-      </w:pPr>
-      <w:r>
-        <w:t xml:space="preserve">3. Two FTC obligations sit downstream of this workflow</w:t>
-      </w:r>
-    </w:p>
-    <w:p>
-      <w:pPr>
-        <w:pStyle w:val="FirstParagraph"/>
-      </w:pPr>
-      <w:r>
-        <w:t xml:space="preserve">Recorded in the Session 14 audit and still live. Neither is a copy problem, and neither is prompted anywhere in the system:</w:t>
-      </w:r>
-    </w:p>
-    <w:p>
-      <w:pPr>
-        <w:pStyle w:val="BodyText"/>
       </w:pPr>
       <w:r>
         <w:rPr>
           <w:b/>
           <w:bCs/>
         </w:rPr>
-        <w:t xml:space="preserve">Disclose the material connection when publishing.</w:t>
-      </w:r>
-      <w:r>
-        <w:t xml:space="preserve"> </w:t>
-      </w:r>
-      <w:r>
-        <w:t xml:space="preserve">The gift card creates one.</w:t>
+        <w:t xml:space="preserve">WF-26 has never fired. Not once.</w:t>
+      </w:r>
+      <w:r>
+        <w:t xml:space="preserve"> </w:t>
+      </w:r>
+      <w:r>
+        <w:t xml:space="preserve">That is not a fault in this workflow — it is the downstream result of the Jul 20 batch.</w:t>
       </w:r>
     </w:p>
     <w:p>
       <w:pPr>
         <w:pStyle w:val="BodyText"/>
       </w:pPr>
+      <w:r>
+        <w:t xml:space="preserve">WF-25 sent to</w:t>
+      </w:r>
+      <w:r>
+        <w:t xml:space="preserve"> </w:t>
+      </w:r>
       <w:r>
         <w:rPr>
           <w:b/>
           <w:bCs/>
         </w:rPr>
+        <w:t xml:space="preserve">15 hand-tagged contacts on Jul 20, 2026</w:t>
+      </w:r>
+      <w:r>
+        <w:t xml:space="preserve">, two weeks</w:t>
+      </w:r>
+      <w:r>
+        <w:t xml:space="preserve"> </w:t>
+      </w:r>
+      <w:r>
+        <w:rPr>
+          <w:i/>
+          <w:iCs/>
+        </w:rPr>
+        <w:t xml:space="preserve">before</w:t>
+      </w:r>
+      <w:r>
+        <w:t xml:space="preserve"> </w:t>
+      </w:r>
+      <w:r>
+        <w:t xml:space="preserve">the Aug 3 reorder. All 15 received the original copy that invited a reply twice and offered the form only for large files. The Customer Testimonial Form shows</w:t>
+      </w:r>
+      <w:r>
+        <w:t xml:space="preserve"> </w:t>
+      </w:r>
+      <w:r>
+        <w:rPr>
+          <w:b/>
+          <w:bCs/>
+        </w:rPr>
+        <w:t xml:space="preserve">one lifetime view</w:t>
+      </w:r>
+      <w:r>
+        <w:t xml:space="preserve"> </w:t>
+      </w:r>
+      <w:r>
+        <w:t xml:space="preserve">as of Aug 13, 2026.</w:t>
+      </w:r>
+    </w:p>
+    <w:p>
+      <w:pPr>
+        <w:pStyle w:val="BodyText"/>
+      </w:pPr>
+      <w:r>
+        <w:t xml:space="preserve">So the trigger condition for this workflow — Form Submitted — has never been met. Every consequence listed above went unpaid for anyone who replied: no tag, no queue entry, no notification, no thank-you, and no gift card, against an email that promised one.</w:t>
+      </w:r>
+    </w:p>
+    <w:p>
+      <w:pPr>
+        <w:pStyle w:val="BodyText"/>
+      </w:pPr>
+      <w:r>
+        <w:rPr>
+          <w:b/>
+          <w:bCs/>
+        </w:rPr>
+        <w:t xml:space="preserve">The audit trail is the enrollment history, not this workflow.</w:t>
+      </w:r>
+      <w:r>
+        <w:t xml:space="preserve"> </w:t>
+      </w:r>
+      <w:r>
+        <w:t xml:space="preserve">Nothing here logs a failure, because from WF-26’s perspective nothing happened. That is precisely what made the problem invisible for three weeks: a workflow that has correctly never run looks identical to one that is working and simply idle.</w:t>
+      </w:r>
+    </w:p>
+    <w:p>
+      <w:pPr>
+        <w:pStyle w:val="BodyText"/>
+      </w:pPr>
+      <w:r>
+        <w:t xml:space="preserve">Recovery steps are recorded in</w:t>
+      </w:r>
+      <w:r>
+        <w:t xml:space="preserve"> </w:t>
+      </w:r>
+      <w:r>
+        <w:rPr>
+          <w:rStyle w:val="VerbatimChar"/>
+        </w:rPr>
+        <w:t xml:space="preserve">WF-25-testimonial-request.md</w:t>
+      </w:r>
+      <w:r>
+        <w:t xml:space="preserve"> </w:t>
+      </w:r>
+      <w:r>
+        <w:t xml:space="preserve">under</w:t>
+      </w:r>
+      <w:r>
+        <w:t xml:space="preserve"> </w:t>
+      </w:r>
+      <w:r>
+        <w:t xml:space="preserve">“The Jul 20 batch”</w:t>
+      </w:r>
+      <w:r>
+        <w:t xml:space="preserve">. The short version: triage the inbox for replies before touching any configuration, recover those by hand, then resend to non-repliers only.</w:t>
+      </w:r>
+    </w:p>
+    <w:bookmarkEnd w:id="14"/>
+    <w:bookmarkEnd w:id="15"/>
+    <w:bookmarkStart w:id="16" w:name="X09f499add930b52682e33783aeb6df31c92606c"/>
+    <w:p>
+      <w:pPr>
+        <w:pStyle w:val="Heading2"/>
+      </w:pPr>
+      <w:r>
+        <w:t xml:space="preserve">2. Consent is captured on the form, not on the reply path</w:t>
+      </w:r>
+    </w:p>
+    <w:p>
+      <w:pPr>
+        <w:pStyle w:val="FirstParagraph"/>
+      </w:pPr>
+      <w:r>
+        <w:t xml:space="preserve">The Customer Testimonial Form carries the marketing-permission consent, so form submissions have a consent record.</w:t>
+      </w:r>
+    </w:p>
+    <w:p>
+      <w:pPr>
+        <w:pStyle w:val="BodyText"/>
+      </w:pPr>
+      <w:r>
+        <w:t xml:space="preserve">Replies do not. WF-25 asks for permission in prose, so a reply may or may not contain it, and nothing captures it either way. Publishing a reply-path testimonial means going back to the message and checking what the person actually agreed to.</w:t>
+      </w:r>
+    </w:p>
+    <w:bookmarkEnd w:id="16"/>
+    <w:bookmarkStart w:id="17" w:name="Xd71cc8ccf37eed076824e74a75fc2fc8d067f3e"/>
+    <w:p>
+      <w:pPr>
+        <w:pStyle w:val="Heading2"/>
+      </w:pPr>
+      <w:r>
+        <w:t xml:space="preserve">3. Two FTC obligations sit downstream of this workflow</w:t>
+      </w:r>
+    </w:p>
+    <w:p>
+      <w:pPr>
+        <w:pStyle w:val="FirstParagraph"/>
+      </w:pPr>
+      <w:r>
+        <w:t xml:space="preserve">Recorded in the Session 14 audit and still live. Neither is a copy problem, and neither is prompted anywhere in the system:</w:t>
+      </w:r>
+    </w:p>
+    <w:p>
+      <w:pPr>
+        <w:pStyle w:val="BodyText"/>
+      </w:pPr>
+      <w:r>
+        <w:rPr>
+          <w:b/>
+          <w:bCs/>
+        </w:rPr>
+        <w:t xml:space="preserve">Disclose the material connection when publishing.</w:t>
+      </w:r>
+      <w:r>
+        <w:t xml:space="preserve"> </w:t>
+      </w:r>
+      <w:r>
+        <w:t xml:space="preserve">The gift card creates one.</w:t>
+      </w:r>
+    </w:p>
+    <w:p>
+      <w:pPr>
+        <w:pStyle w:val="BodyText"/>
+      </w:pPr>
+      <w:r>
+        <w:rPr>
+          <w:b/>
+          <w:bCs/>
+        </w:rPr>
         <w:t xml:space="preserve">Typicality-screen consumer health testimonials.</w:t>
       </w:r>
       <w:r>
@@ -813,8 +989,8 @@
         <w:t xml:space="preserve">queue knowing they exist. Today that is one person, from memory.</w:t>
       </w:r>
     </w:p>
-    <w:bookmarkEnd w:id="16"/>
     <w:bookmarkEnd w:id="17"/>
+    <w:bookmarkEnd w:id="18"/>
     <w:sectPr>
       <w:footnotePr>
         <w:numRestart w:val="eachSect"/>

--- a/campaigns/WF-26-testimonial-received.docx
+++ b/campaigns/WF-26-testimonial-received.docx
@@ -385,6 +385,14 @@
       <w:tblPr>
         <w:tblStyle w:val="Table"/>
         <w:tblW w:type="pct" w:w="5000"/>
+        <w:tblBorders>
+          <w:top w:val="single" w:sz="4" w:space="0" w:color="auto"/>
+          <w:left w:val="single" w:sz="4" w:space="0" w:color="auto"/>
+          <w:bottom w:val="single" w:sz="4" w:space="0" w:color="auto"/>
+          <w:right w:val="single" w:sz="4" w:space="0" w:color="auto"/>
+          <w:insideH w:val="single" w:sz="4" w:space="0" w:color="auto"/>
+          <w:insideV w:val="single" w:sz="4" w:space="0" w:color="auto"/>
+        </w:tblBorders>
         <w:tblLayout w:type="fixed"/>
         <w:tblLook w:firstRow="1" w:lastRow="0" w:firstColumn="0" w:lastColumn="0" w:noHBand="0" w:noVBand="0" w:val="0020"/>
       </w:tblPr>
@@ -602,7 +610,7 @@
         <w:t xml:space="preserve"> </w:t>
       </w:r>
       <w:r>
-        <w:t xml:space="preserve">queue has always been empty, because WF-26 has never fired and nothing has ever been added to it. The weekly run has nothing to process. That is not reassuring — it means anyone from the Jul 20 batch who replied is owed a gift card that no queue knows about. See</w:t>
+        <w:t xml:space="preserve">queue has always been empty, because WF-26 has never fired and nothing has ever been added to it. The weekly run has nothing to process. That is not reassuring. It means anyone from the Jul 20 batch who replied is owed a gift card that no queue knows about. See</w:t>
       </w:r>
       <w:r>
         <w:t xml:space="preserve"> </w:t>
@@ -771,7 +779,7 @@
         <w:t xml:space="preserve"> </w:t>
       </w:r>
       <w:r>
-        <w:t xml:space="preserve">That is not a fault in this workflow — it is the downstream result of the Jul 20 batch.</w:t>
+        <w:t xml:space="preserve">That is not a fault in this workflow. It is the downstream result of the Jul 20 batch.</w:t>
       </w:r>
     </w:p>
     <w:p>
@@ -832,7 +840,7 @@
         <w:pStyle w:val="BodyText"/>
       </w:pPr>
       <w:r>
-        <w:t xml:space="preserve">So the trigger condition for this workflow — Form Submitted — has never been met. Every consequence listed above went unpaid for anyone who replied: no tag, no queue entry, no notification, no thank-you, and no gift card, against an email that promised one.</w:t>
+        <w:t xml:space="preserve">So the trigger condition for this workflow, Form Submitted, has never been met. Every consequence listed above went unpaid for anyone who replied: no tag, no queue entry, no notification, no thank-you, and no gift card, against an email that promised one.</w:t>
       </w:r>
     </w:p>
     <w:p>
@@ -858,7 +866,17 @@
         <w:pStyle w:val="BodyText"/>
       </w:pPr>
       <w:r>
-        <w:t xml:space="preserve">Recovery steps are recorded in</w:t>
+        <w:rPr>
+          <w:b/>
+          <w:bCs/>
+        </w:rPr>
+        <w:t xml:space="preserve">Closed 2026-08-18.</w:t>
+      </w:r>
+      <w:r>
+        <w:t xml:space="preserve"> </w:t>
+      </w:r>
+      <w:r>
+        <w:t xml:space="preserve">The batch was resent with the corrected, form-first copy, so testimonials now arrive on the tracked path and this workflow can fire normally. The history is recorded in</w:t>
       </w:r>
       <w:r>
         <w:t xml:space="preserve"> </w:t>
@@ -882,7 +900,22 @@
         <w:t xml:space="preserve">“The Jul 20 batch”</w:t>
       </w:r>
       <w:r>
-        <w:t xml:space="preserve">. The short version: triage the inbox for replies before touching any configuration, recover those by hand, then resend to non-repliers only.</w:t>
+        <w:t xml:space="preserve">. Standing exception: a reply from the original Jul 20 send would still be owed a gift card, and would not appear in the</w:t>
+      </w:r>
+      <w:r>
+        <w:t xml:space="preserve"> </w:t>
+      </w:r>
+      <w:r>
+        <w:rPr>
+          <w:rStyle w:val="VerbatimChar"/>
+        </w:rPr>
+        <w:t xml:space="preserve">gift_card_pending</w:t>
+      </w:r>
+      <w:r>
+        <w:t xml:space="preserve"> </w:t>
+      </w:r>
+      <w:r>
+        <w:t xml:space="preserve">queue.</w:t>
       </w:r>
     </w:p>
     <w:bookmarkEnd w:id="14"/>

--- a/campaigns/WF-26-testimonial-received.docx
+++ b/campaigns/WF-26-testimonial-received.docx
@@ -616,7 +616,7 @@
         <w:t xml:space="preserve"> </w:t>
       </w:r>
       <w:r>
-        <w:t xml:space="preserve">“This gap materialised”</w:t>
+        <w:t xml:space="preserve">“This gap materialized”</w:t>
       </w:r>
       <w:r>
         <w:t xml:space="preserve"> </w:t>
@@ -755,13 +755,13 @@
         <w:t xml:space="preserve">to enter the queue. Nothing in the system will prompt it. The WF-25 reorder reduces how often that happens; it does not remove the path.</w:t>
       </w:r>
     </w:p>
-    <w:bookmarkStart w:id="14" w:name="this-gap-materialised-found-2026-08-13"/>
+    <w:bookmarkStart w:id="14" w:name="this-gap-materialized-found-2026-08-13"/>
     <w:p>
       <w:pPr>
         <w:pStyle w:val="Heading3"/>
       </w:pPr>
       <w:r>
-        <w:t xml:space="preserve">This gap materialised, found 2026-08-13</w:t>
+        <w:t xml:space="preserve">This gap materialized, found 2026-08-13</w:t>
       </w:r>
     </w:p>
     <w:p>
